--- a/docs/Shtojca_kodi_UETassist.docx
+++ b/docs/Shtojca_kodi_UETassist.docx
@@ -3439,7 +3439,7 @@
         <w:spacing w:after="140"/>
       </w:pPr>
       <w:r>
-        <w:t xml:space="preserve">Një thirrje e vetme JSON te modeli kthen: qëllimin e mesazhit (14 kategori), përditësimet e profilit të studentit, detyrën e studimit, lëndën e përmendur dhe pyetjen e rishkruar si pyetje të plotë me historinë e bisedës (p.sh. "Po REST?" pas një bisede për API-t). Nëse përgjigjja nuk është JSON i vlefshëm, sistemi bie te RAG standard.</w:t>
+        <w:t xml:space="preserve">Një thirrje e vetme JSON te modeli kthen: qëllimin e mesazhit (15 kategori), përditësimet e profilit të studentit, detyrën e studimit, lëndën e përmendur dhe pyetjen e rishkruar si pyetje të plotë me historinë e bisedës (p.sh. "Po REST?" pas një bisede për API-t). Nëse përgjigjja nuk është JSON i vlefshëm, sistemi bie te RAG standard.</w:t>
       </w:r>
     </w:p>
     <w:p>

--- a/docs/Shtojca_kodi_UETassist.docx
+++ b/docs/Shtojca_kodi_UETassist.docx
@@ -8519,7 +8519,35 @@
           <w:sz w:val="16"/>
           <w:szCs w:val="16"/>
         </w:rPr>
-        <w:t xml:space="preserve">    """Lëndët e planit për vitin dhe semestrin (1 ose 2 brenda vitit). Lëndët '1-2' hyjnë te të dy.</w:t>
+        <w:t xml:space="preserve">    """Lëndët e planit për vitin dhe semestrin (1 ose 2 brenda vitit). Janë 4 semestra gjithsej:</w:t>
+      </w:r>
+    </w:p>
+    <w:p>
+      <w:pPr>
+        <w:pStyle w:val="Kod"/>
+      </w:pPr>
+      <w:r>
+        <w:rPr>
+          <w:rFonts w:ascii="Consolas" w:cs="Consolas" w:eastAsia="Consolas" w:hAnsi="Consolas"/>
+          <w:noProof/>
+          <w:sz w:val="16"/>
+          <w:szCs w:val="16"/>
+        </w:rPr>
+        <w:t xml:space="preserve">    2 te viti i parë dhe 2 te viti i dytë. Lëndët e vitit të plotë ('1-2', p.sh. Praktika dhe</w:t>
+      </w:r>
+    </w:p>
+    <w:p>
+      <w:pPr>
+        <w:pStyle w:val="Kod"/>
+      </w:pPr>
+      <w:r>
+        <w:rPr>
+          <w:rFonts w:ascii="Consolas" w:cs="Consolas" w:eastAsia="Consolas" w:hAnsi="Consolas"/>
+          <w:noProof/>
+          <w:sz w:val="16"/>
+          <w:szCs w:val="16"/>
+        </w:rPr>
+        <w:t xml:space="preserve">    Punimi i diplomës) numërohen vetëm te semestri i dytë i vitit.</w:t>
       </w:r>
     </w:p>
     <w:p>
@@ -8659,7 +8687,7 @@
           <w:sz w:val="16"/>
           <w:szCs w:val="16"/>
         </w:rPr>
-        <w:t xml:space="preserve">        and c["semester"] in (str(semester), "1-2")</w:t>
+        <w:t xml:space="preserve">        and (c["semester"] == str(semester) or (c["semester"] == "1-2" and semester == 2))</w:t>
       </w:r>
     </w:p>
     <w:p>

--- a/docs/Shtojca_kodi_UETassist.docx
+++ b/docs/Shtojca_kodi_UETassist.docx
@@ -8873,35 +8873,49 @@
           <w:sz w:val="16"/>
           <w:szCs w:val="16"/>
         </w:rPr>
-        <w:t xml:space="preserve">5. Mos rekomando programe të tjera të UET. Studenti është tashmë në programin e tij.</w:t>
-      </w:r>
-    </w:p>
-    <w:p>
-      <w:pPr>
-        <w:pStyle w:val="Kod"/>
-      </w:pPr>
-      <w:r>
-        <w:rPr>
-          <w:rFonts w:ascii="Consolas" w:cs="Consolas" w:eastAsia="Consolas" w:hAnsi="Consolas"/>
-          <w:noProof/>
-          <w:sz w:val="16"/>
-          <w:szCs w:val="16"/>
-        </w:rPr>
-        <w:t xml:space="preserve">6. Mos përmend kurrë etiketa të brendshme si "Fragmenti 1", "chunk", "kontekst" ose pikë ngjashmërie. Cito vetëm titullin e burimit dhe faqen.</w:t>
-      </w:r>
-    </w:p>
-    <w:p>
-      <w:pPr>
-        <w:pStyle w:val="Kod"/>
-      </w:pPr>
-      <w:r>
-        <w:rPr>
-          <w:rFonts w:ascii="Consolas" w:cs="Consolas" w:eastAsia="Consolas" w:hAnsi="Consolas"/>
-          <w:noProof/>
-          <w:sz w:val="16"/>
-          <w:szCs w:val="16"/>
-        </w:rPr>
-        <w:t xml:space="preserve">7. Përgjigju në shqip, qartë dhe në nivelin e studentit. Përdor Markdown ("##" për tituj, listë me pika)."""</w:t>
+        <w:t xml:space="preserve">5. Nëse faktet e një lënde kanë "SHËNIM KORRIGJIMI", vlera e planit të konfirmuar ka përparësi mbi tekstin e PDF-së. Përmende shënimin vetëm kur studenti pyet për vitin ose semestrin e asaj lënde.</w:t>
+      </w:r>
+    </w:p>
+    <w:p>
+      <w:pPr>
+        <w:pStyle w:val="Kod"/>
+      </w:pPr>
+      <w:r>
+        <w:rPr>
+          <w:rFonts w:ascii="Consolas" w:cs="Consolas" w:eastAsia="Consolas" w:hAnsi="Consolas"/>
+          <w:noProof/>
+          <w:sz w:val="16"/>
+          <w:szCs w:val="16"/>
+        </w:rPr>
+        <w:t xml:space="preserve">6. Mos rekomando programe të tjera të UET. Studenti është tashmë në programin e tij.</w:t>
+      </w:r>
+    </w:p>
+    <w:p>
+      <w:pPr>
+        <w:pStyle w:val="Kod"/>
+      </w:pPr>
+      <w:r>
+        <w:rPr>
+          <w:rFonts w:ascii="Consolas" w:cs="Consolas" w:eastAsia="Consolas" w:hAnsi="Consolas"/>
+          <w:noProof/>
+          <w:sz w:val="16"/>
+          <w:szCs w:val="16"/>
+        </w:rPr>
+        <w:t xml:space="preserve">7. Mos përmend kurrë etiketa të brendshme si "Fragmenti 1", "chunk", "kontekst" ose pikë ngjashmërie. Cito vetëm titullin e burimit dhe faqen.</w:t>
+      </w:r>
+    </w:p>
+    <w:p>
+      <w:pPr>
+        <w:pStyle w:val="Kod"/>
+      </w:pPr>
+      <w:r>
+        <w:rPr>
+          <w:rFonts w:ascii="Consolas" w:cs="Consolas" w:eastAsia="Consolas" w:hAnsi="Consolas"/>
+          <w:noProof/>
+          <w:sz w:val="16"/>
+          <w:szCs w:val="16"/>
+        </w:rPr>
+        <w:t xml:space="preserve">8. Përgjigju në shqip, qartë dhe në nivelin e studentit. Përdor Markdown ("##" për tituj, listë me pika)."""</w:t>
       </w:r>
     </w:p>
     <w:p>
